--- a/web_basics/Lab_5/reportn5.docx
+++ b/web_basics/Lab_5/reportn5.docx
@@ -677,7 +677,9 @@
         </w:rPr>
       </w:pPr>
       <w:r>
-        <w:rPr/>
+        <w:rPr>
+          <w:lang w:eastAsia="uk-UA"/>
+        </w:rPr>
       </w:r>
     </w:p>
     <w:p>
@@ -688,7 +690,9 @@
         </w:rPr>
       </w:pPr>
       <w:r>
-        <w:rPr/>
+        <w:rPr>
+          <w:lang w:eastAsia="uk-UA"/>
+        </w:rPr>
       </w:r>
     </w:p>
     <w:p>
@@ -1553,19 +1557,7 @@
           <w:szCs w:val="24"/>
           <w:lang w:eastAsia="uk-UA"/>
         </w:rPr>
-        <w:t xml:space="preserve">3 </w:t>
-      </w:r>
-      <w:r>
-        <w:rPr>
-          <w:rStyle w:val="Strong"/>
-          <w:rFonts w:eastAsia="Times New Roman" w:cs="Times New Roman"/>
-          <w:b/>
-          <w:bCs/>
-          <w:sz w:val="24"/>
-          <w:szCs w:val="24"/>
-          <w:lang w:eastAsia="uk-UA"/>
-        </w:rPr>
-        <w:t>Продемонстровано вплив пріоритетності селекторів.</w:t>
+        <w:t>3 Продемонстровано вплив пріоритетності селекторів.</w:t>
       </w:r>
     </w:p>
     <w:p>
@@ -1902,16 +1894,7 @@
           <w:szCs w:val="28"/>
           <w:lang w:eastAsia="uk-UA"/>
         </w:rPr>
-        <w:t xml:space="preserve">4 </w:t>
-      </w:r>
-      <w:r>
-        <w:rPr>
-          <w:rStyle w:val="Strong"/>
-          <w:sz w:val="28"/>
-          <w:szCs w:val="28"/>
-          <w:lang w:eastAsia="uk-UA"/>
-        </w:rPr>
-        <w:t>Реалізовано форматування списків:</w:t>
+        <w:t>4 Реалізовано форматування списків:</w:t>
       </w:r>
     </w:p>
     <w:p>
@@ -2118,17 +2101,7 @@
           <w:szCs w:val="28"/>
           <w:lang w:val="uk-UA"/>
         </w:rPr>
-        <w:t xml:space="preserve">5 </w:t>
-      </w:r>
-      <w:r>
-        <w:rPr>
-          <w:rStyle w:val="Strong"/>
-          <w:color w:val="000000"/>
-          <w:sz w:val="28"/>
-          <w:szCs w:val="28"/>
-          <w:lang w:val="uk-UA"/>
-        </w:rPr>
-        <w:t>Застосовано селектори для посилань:</w:t>
+        <w:t>5 Застосовано селектори для посилань:</w:t>
       </w:r>
     </w:p>
     <w:p>
@@ -2281,17 +2254,7 @@
           <w:szCs w:val="28"/>
           <w:lang w:val="uk-UA"/>
         </w:rPr>
-        <w:t xml:space="preserve">6 </w:t>
-      </w:r>
-      <w:r>
-        <w:rPr>
-          <w:rStyle w:val="Strong"/>
-          <w:color w:val="000000"/>
-          <w:sz w:val="28"/>
-          <w:szCs w:val="28"/>
-          <w:lang w:val="uk-UA"/>
-        </w:rPr>
-        <w:t xml:space="preserve">Застосовано властивість </w:t>
+        <w:t xml:space="preserve">6 Застосовано властивість </w:t>
       </w:r>
       <w:r>
         <w:rPr>
@@ -2402,7 +2365,15 @@
         </w:rPr>
       </w:pPr>
       <w:r>
-        <w:rPr/>
+        <w:rPr>
+          <w:rFonts w:eastAsia="Times New Roman" w:cs="Times New Roman" w:ascii="Times New Roman" w:hAnsi="Times New Roman"/>
+          <w:b w:val="false"/>
+          <w:bCs w:val="false"/>
+          <w:color w:val="000000"/>
+          <w:sz w:val="42"/>
+          <w:szCs w:val="42"/>
+          <w:lang w:val="uk-UA" w:eastAsia="uk-UA"/>
+        </w:rPr>
       </w:r>
     </w:p>
     <w:p>
@@ -2455,20 +2426,7 @@
           <w:szCs w:val="28"/>
           <w:lang w:val="uk-UA" w:eastAsia="uk-UA"/>
         </w:rPr>
-        <w:t xml:space="preserve">7 </w:t>
-      </w:r>
-      <w:r>
-        <w:rPr>
-          <w:rStyle w:val="Strong"/>
-          <w:rFonts w:eastAsia="Times New Roman" w:cs="Times New Roman"/>
-          <w:b/>
-          <w:bCs/>
-          <w:color w:val="000000"/>
-          <w:sz w:val="28"/>
-          <w:szCs w:val="28"/>
-          <w:lang w:val="uk-UA" w:eastAsia="uk-UA"/>
-        </w:rPr>
-        <w:t>Результат виконання:</w:t>
+        <w:t>7 Результат виконання:</w:t>
       </w:r>
     </w:p>
     <w:p>
@@ -2535,11 +2493,8 @@
       <w:r>
         <w:rPr>
           <w:b w:val="false"/>
-          <w:bCs w:val="false"/>
           <w:color w:val="000000"/>
           <w:sz w:val="28"/>
-          <w:szCs w:val="28"/>
-          <w:lang w:val="uk-UA" w:eastAsia="uk-UA"/>
         </w:rPr>
       </w:r>
     </w:p>
@@ -2612,17 +2567,7 @@
           <w:szCs w:val="28"/>
           <w:lang w:val="uk-UA" w:eastAsia="uk-UA"/>
         </w:rPr>
-        <w:t xml:space="preserve">8 </w:t>
-      </w:r>
-      <w:r>
-        <w:rPr>
-          <w:rStyle w:val="Strong"/>
-          <w:color w:val="000000"/>
-          <w:sz w:val="28"/>
-          <w:szCs w:val="28"/>
-          <w:lang w:val="uk-UA" w:eastAsia="uk-UA"/>
-        </w:rPr>
-        <w:t xml:space="preserve">Файли додано до локального репозиторію </w:t>
+        <w:t xml:space="preserve">8 Файли додано до локального репозиторію </w:t>
       </w:r>
       <w:r>
         <w:rPr>
@@ -2772,57 +2717,34 @@
           <w:szCs w:val="28"/>
           <w:lang w:val="uk-UA"/>
         </w:rPr>
-        <w:t>У ході виконання лабораторної роботи я ознайомився з основами створення HTML-документів, семантичними елементами мови, роботою з посиланнями та зображеннями. Навчився підключати зовнішні таблиці стилів CSS і перевіряти валідність коду.</w:t>
+        <w:t>У ході виконання лабораторної роботи я навчився використовувати різні типи CSS-селекторів (тегів, класів, ідентифікаторів, атрибутів, псевдокласів і псевдоелементів), розібрався з їх пріоритетністю та специфічністю.</w:t>
         <w:br/>
-        <w:t>Також було закріплено практичні навички роботи з Git та GitHub для збереження й публікації проєктів.</w:t>
+        <w:t xml:space="preserve">Також закріпив навички стилізації HTML-документів і застосування властивості </w:t>
+      </w:r>
+      <w:r>
+        <w:rPr>
+          <w:rStyle w:val="SourceText"/>
+          <w:b w:val="false"/>
+          <w:bCs w:val="false"/>
+          <w:color w:val="000000"/>
+          <w:sz w:val="28"/>
+          <w:szCs w:val="28"/>
+          <w:lang w:val="uk-UA"/>
+        </w:rPr>
+        <w:t>box-sizing</w:t>
+      </w:r>
+      <w:r>
+        <w:rPr>
+          <w:b w:val="false"/>
+          <w:bCs w:val="false"/>
+          <w:color w:val="000000"/>
+          <w:sz w:val="28"/>
+          <w:szCs w:val="28"/>
+          <w:lang w:val="uk-UA"/>
+        </w:rPr>
+        <w:t>.</w:t>
         <w:br/>
-        <w:t>Отриманий результат — дві пов’язані між собою сторінки (</w:t>
-      </w:r>
-      <w:r>
-        <w:rPr>
-          <w:rStyle w:val="SourceText"/>
-          <w:b w:val="false"/>
-          <w:bCs w:val="false"/>
-          <w:color w:val="000000"/>
-          <w:sz w:val="28"/>
-          <w:szCs w:val="28"/>
-          <w:lang w:val="uk-UA"/>
-        </w:rPr>
-        <w:t>index.html</w:t>
-      </w:r>
-      <w:r>
-        <w:rPr>
-          <w:b w:val="false"/>
-          <w:bCs w:val="false"/>
-          <w:color w:val="000000"/>
-          <w:sz w:val="28"/>
-          <w:szCs w:val="28"/>
-          <w:lang w:val="uk-UA"/>
-        </w:rPr>
-        <w:t xml:space="preserve"> і </w:t>
-      </w:r>
-      <w:r>
-        <w:rPr>
-          <w:rStyle w:val="SourceText"/>
-          <w:b w:val="false"/>
-          <w:bCs w:val="false"/>
-          <w:color w:val="000000"/>
-          <w:sz w:val="28"/>
-          <w:szCs w:val="28"/>
-          <w:lang w:val="uk-UA"/>
-        </w:rPr>
-        <w:t>author.html</w:t>
-      </w:r>
-      <w:r>
-        <w:rPr>
-          <w:b w:val="false"/>
-          <w:bCs w:val="false"/>
-          <w:color w:val="000000"/>
-          <w:sz w:val="28"/>
-          <w:szCs w:val="28"/>
-          <w:lang w:val="uk-UA"/>
-        </w:rPr>
-        <w:t>), що оформлені відповідно до вимог, без помилок валідатора.</w:t>
+        <w:t>У результаті створено вебсторінку, що відповідає вимогам завдання, та успішно завантажено проєкт у GitHub.</w:t>
       </w:r>
     </w:p>
     <w:sectPr>
@@ -3044,6 +2966,7 @@
         </w:tabs>
         <w:ind w:start="1080" w:hanging="360"/>
       </w:pPr>
+      <w:rPr/>
     </w:lvl>
     <w:lvl w:ilvl="2">
       <w:start w:val="1"/>
@@ -3056,6 +2979,7 @@
         </w:tabs>
         <w:ind w:start="1440" w:hanging="360"/>
       </w:pPr>
+      <w:rPr/>
     </w:lvl>
     <w:lvl w:ilvl="3">
       <w:start w:val="1"/>
@@ -3068,6 +2992,7 @@
         </w:tabs>
         <w:ind w:start="1800" w:hanging="360"/>
       </w:pPr>
+      <w:rPr/>
     </w:lvl>
     <w:lvl w:ilvl="4">
       <w:start w:val="1"/>
@@ -3080,6 +3005,7 @@
         </w:tabs>
         <w:ind w:start="2160" w:hanging="360"/>
       </w:pPr>
+      <w:rPr/>
     </w:lvl>
     <w:lvl w:ilvl="5">
       <w:start w:val="1"/>
@@ -3092,6 +3018,7 @@
         </w:tabs>
         <w:ind w:start="2520" w:hanging="360"/>
       </w:pPr>
+      <w:rPr/>
     </w:lvl>
     <w:lvl w:ilvl="6">
       <w:start w:val="1"/>
@@ -3104,6 +3031,7 @@
         </w:tabs>
         <w:ind w:start="2880" w:hanging="360"/>
       </w:pPr>
+      <w:rPr/>
     </w:lvl>
     <w:lvl w:ilvl="7">
       <w:start w:val="1"/>
@@ -3116,6 +3044,7 @@
         </w:tabs>
         <w:ind w:start="3240" w:hanging="360"/>
       </w:pPr>
+      <w:rPr/>
     </w:lvl>
     <w:lvl w:ilvl="8">
       <w:start w:val="1"/>
@@ -3128,6 +3057,7 @@
         </w:tabs>
         <w:ind w:start="3600" w:hanging="360"/>
       </w:pPr>
+      <w:rPr/>
     </w:lvl>
   </w:abstractNum>
   <w:abstractNum w:abstractNumId="3">
@@ -4290,8 +4220,8 @@
       <w:rFonts w:ascii="Liberation Mono" w:hAnsi="Liberation Mono" w:eastAsia="Liberation Mono" w:cs="Liberation Mono"/>
     </w:rPr>
   </w:style>
-  <w:style w:type="character" w:styleId="Bulletsuser">
-    <w:name w:val="Bullets (user)"/>
+  <w:style w:type="character" w:styleId="Bullets">
+    <w:name w:val="Bullets"/>
     <w:qFormat/>
     <w:rPr>
       <w:rFonts w:ascii="OpenSymbol" w:hAnsi="OpenSymbol" w:eastAsia="OpenSymbol" w:cs="OpenSymbol"/>
@@ -4305,8 +4235,8 @@
       <w:iCs/>
     </w:rPr>
   </w:style>
-  <w:style w:type="character" w:styleId="Bullets">
-    <w:name w:val="Bullets"/>
+  <w:style w:type="character" w:styleId="Bulletsuser">
+    <w:name w:val="Bullets (user)"/>
     <w:qFormat/>
     <w:rPr>
       <w:rFonts w:ascii="OpenSymbol" w:hAnsi="OpenSymbol" w:eastAsia="OpenSymbol" w:cs="OpenSymbol"/>
